--- a/templates/office/Phase1_과업범위확정_Scope_Freeze_합의서.docx
+++ b/templates/office/Phase1_과업범위확정_Scope_Freeze_합의서.docx
@@ -3,239 +3,1264 @@
 <w:document xmlns:wpc="http://schemas.microsoft.com/office/word/2010/wordprocessingCanvas" xmlns:mo="http://schemas.microsoft.com/office/mac/office/2008/main" xmlns:mc="http://schemas.openxmlformats.org/markup-compatibility/2006" xmlns:mv="urn:schemas-microsoft-com:mac:vml" xmlns:o="urn:schemas-microsoft-com:office:office" xmlns:r="http://schemas.openxmlformats.org/officeDocument/2006/relationships" xmlns:m="http://schemas.openxmlformats.org/officeDocument/2006/math" xmlns:v="urn:schemas-microsoft-com:vml" xmlns:wp14="http://schemas.microsoft.com/office/word/2010/wordprocessingDrawing" xmlns:wp="http://schemas.openxmlformats.org/drawingml/2006/wordprocessingDrawing" xmlns:w10="urn:schemas-microsoft-com:office:word" xmlns:w="http://schemas.openxmlformats.org/wordprocessingml/2006/main" xmlns:w14="http://schemas.microsoft.com/office/word/2010/wordml" xmlns:wpg="http://schemas.microsoft.com/office/word/2010/wordprocessingGroup" xmlns:wpi="http://schemas.microsoft.com/office/word/2010/wordprocessingInk" xmlns:wne="http://schemas.microsoft.com/office/word/2006/wordml" xmlns:wps="http://schemas.microsoft.com/office/word/2010/wordprocessingShape" mc:Ignorable="w14 wp14">
   <w:body>
     <w:p>
-      <w:pPr>
-        <w:jc w:val="center"/>
-      </w:pPr>
       <w:r>
         <w:rPr>
-          <w:rFonts w:ascii="Malgun Gothic" w:hAnsi="Malgun Gothic"/>
+          <w:rFonts w:ascii="맑은 고딕" w:hAnsi="맑은 고딕" w:eastAsia="맑은 고딕"/>
           <w:b/>
-          <w:color w:val="1E293B"/>
-          <w:sz w:val="36"/>
+          <w:color w:val="2563EB"/>
+          <w:sz w:val="17"/>
         </w:rPr>
-        <w:t>과업 범위 확정 및 요구사항 동결 합의서 (Scope Freeze)</w:t>
+        <w:t>[엠파시 엔터프라이즈 표준 사업관리 서식] 문서번호: EMP-DOC-P1-05 | 사업명: 한빛글로벌 SyncGuard AI 시스템 구축</w:t>
       </w:r>
     </w:p>
     <w:p>
-      <w:pPr>
-        <w:jc w:val="center"/>
-      </w:pPr>
       <w:r>
         <w:rPr>
-          <w:rFonts w:ascii="Malgun Gothic" w:hAnsi="Malgun Gothic"/>
-          <w:color w:val="64748B"/>
-          <w:sz w:val="21"/>
+          <w:rFonts w:ascii="맑은 고딕" w:hAnsi="맑은 고딕" w:eastAsia="맑은 고딕"/>
+          <w:b/>
+          <w:color w:val="0F172A"/>
+          <w:sz w:val="36"/>
         </w:rPr>
-        <w:t>Phase 1 요구사항 분석 완료 선언 및 구두 요구사항 무효화 합의</w:t>
-      </w:r>
-    </w:p>
-    <w:p/>
-    <w:p>
-      <w:pPr>
-        <w:spacing w:before="160" w:after="80"/>
-      </w:pPr>
-      <w:r>
-        <w:rPr>
-          <w:rFonts w:ascii="Malgun Gothic" w:hAnsi="Malgun Gothic"/>
-          <w:b/>
-          <w:color w:val="2563EB"/>
-          <w:sz w:val="26"/>
-        </w:rPr>
-        <w:t>1. 확정 대상 산출물</w:t>
+        <w:t>과업 범위 확정 및 요구사항 동결 합의서 (Scope Freeze Sign-off)</w:t>
       </w:r>
     </w:p>
     <w:p>
-      <w:pPr>
-        <w:spacing w:line="312" w:lineRule="auto" w:after="60"/>
-      </w:pPr>
       <w:r>
         <w:rPr>
-          <w:rFonts w:ascii="Malgun Gothic" w:hAnsi="Malgun Gothic"/>
-          <w:color w:val="334155"/>
-          <w:sz w:val="20"/>
+          <w:rFonts w:ascii="맑은 고딕" w:hAnsi="맑은 고딕" w:eastAsia="맑은 고딕"/>
+          <w:b w:val="0"/>
+          <w:color w:val="475569"/>
+          <w:sz w:val="21"/>
         </w:rPr>
-        <w:t>1. 요구사항 정의서 (SRS v1.0, 총 [    ] 건)</w:t>
+        <w:t>Phase 2 요구분석 완료에 따른 61개 요구사항 확정 선언 및 구두 요구사항 무효화·변경통제 합의</w:t>
       </w:r>
     </w:p>
-    <w:p>
-      <w:pPr>
-        <w:spacing w:line="312" w:lineRule="auto" w:after="60"/>
-      </w:pPr>
-      <w:r>
-        <w:rPr>
-          <w:rFonts w:ascii="Malgun Gothic" w:hAnsi="Malgun Gothic"/>
-          <w:color w:val="334155"/>
-          <w:sz w:val="20"/>
-        </w:rPr>
-        <w:t>2. 요구사항 추적표 (RTM v1.0, WBS 및 테스트 케이스 매핑)</w:t>
-      </w:r>
-    </w:p>
-    <w:p>
-      <w:pPr>
-        <w:spacing w:line="312" w:lineRule="auto" w:after="60"/>
-      </w:pPr>
-      <w:r>
-        <w:rPr>
-          <w:rFonts w:ascii="Malgun Gothic" w:hAnsi="Malgun Gothic"/>
-          <w:color w:val="334155"/>
-          <w:sz w:val="20"/>
-        </w:rPr>
-        <w:t>3. BDD 수용 기준 명세서 (Given-When-Then 시나리오)</w:t>
-      </w:r>
-    </w:p>
-    <w:p>
-      <w:pPr>
-        <w:spacing w:before="160" w:after="80"/>
-      </w:pPr>
-      <w:r>
-        <w:rPr>
-          <w:rFonts w:ascii="Malgun Gothic" w:hAnsi="Malgun Gothic"/>
-          <w:b/>
-          <w:color w:val="2563EB"/>
-          <w:sz w:val="26"/>
-        </w:rPr>
-        <w:t>2. 과업 범위 동결 4대 원칙</w:t>
-      </w:r>
-    </w:p>
-    <w:p>
-      <w:pPr>
-        <w:spacing w:line="312" w:lineRule="auto" w:after="60"/>
-      </w:pPr>
-      <w:r>
-        <w:rPr>
-          <w:rFonts w:ascii="Malgun Gothic" w:hAnsi="Malgun Gothic"/>
-          <w:color w:val="334155"/>
-          <w:sz w:val="20"/>
-        </w:rPr>
-        <w:t>1. 양 당사자는 본 합의서에 등재된 요구사항만을 공식 개발 과업으로 확정한다.</w:t>
-      </w:r>
-    </w:p>
-    <w:p>
-      <w:pPr>
-        <w:spacing w:line="312" w:lineRule="auto" w:after="60"/>
-      </w:pPr>
-      <w:r>
-        <w:rPr>
-          <w:rFonts w:ascii="Malgun Gothic" w:hAnsi="Malgun Gothic"/>
-          <w:color w:val="334155"/>
-          <w:sz w:val="20"/>
-        </w:rPr>
-        <w:t>2. 본 합의일 이후 회의나 메신저를 통한 구두 요구사항은 일체 계약적 효력을 갖지 않는다.</w:t>
-      </w:r>
-    </w:p>
-    <w:p>
-      <w:pPr>
-        <w:spacing w:line="312" w:lineRule="auto" w:after="60"/>
-      </w:pPr>
-      <w:r>
-        <w:rPr>
-          <w:rFonts w:ascii="Malgun Gothic" w:hAnsi="Malgun Gothic"/>
-          <w:color w:val="334155"/>
-          <w:sz w:val="20"/>
-        </w:rPr>
-        <w:t>3. 사양 변경 발생 시 5 M/D 이상 작업은 공식 CR Form을 통해 일정/비용 증액을 연동한다.</w:t>
-      </w:r>
-    </w:p>
-    <w:p>
-      <w:pPr>
-        <w:spacing w:line="312" w:lineRule="auto" w:after="60"/>
-      </w:pPr>
-      <w:r>
-        <w:rPr>
-          <w:rFonts w:ascii="Malgun Gothic" w:hAnsi="Malgun Gothic"/>
-          <w:color w:val="334155"/>
-          <w:sz w:val="20"/>
-        </w:rPr>
-        <w:t>4. 발주처는 Phase 2 아키텍처 및 화면 상세 설계 단계 진입을 공식 승인한다.</w:t>
-      </w:r>
-    </w:p>
-    <w:p>
-      <w:pPr>
-        <w:jc w:val="center"/>
-      </w:pPr>
-      <w:r>
-        <w:rPr>
-          <w:rFonts w:ascii="Malgun Gothic" w:hAnsi="Malgun Gothic"/>
-          <w:b/>
-          <w:sz w:val="21"/>
-        </w:rPr>
-        <w:t>합의 및 확인일자: 202  년     월     일</w:t>
-      </w:r>
-    </w:p>
-    <w:p/>
     <w:tbl>
       <w:tblPr>
+        <w:tblStyle w:val="TableGrid"/>
         <w:tblW w:type="auto" w:w="0"/>
         <w:jc w:val="center"/>
         <w:tblLook w:firstColumn="1" w:firstRow="1" w:lastColumn="0" w:lastRow="0" w:noHBand="0" w:noVBand="1" w:val="04A0"/>
       </w:tblPr>
       <w:tblGrid>
-        <w:gridCol w:w="3120"/>
-        <w:gridCol w:w="3120"/>
-        <w:gridCol w:w="3120"/>
+        <w:gridCol w:w="4896"/>
+        <w:gridCol w:w="4896"/>
       </w:tblGrid>
       <w:tr>
         <w:tc>
           <w:tcPr>
-            <w:tcW w:type="dxa" w:w="3120"/>
-            <w:shd w:fill="334155"/>
+            <w:tcW w:type="dxa" w:w="4896"/>
+            <w:shd w:fill="1B365D"/>
             <w:tcMar>
-              <w:top w:w="90" w:type="dxa"/>
-              <w:bottom w:w="90" w:type="dxa"/>
-              <w:left w:w="110" w:type="dxa"/>
-              <w:right w:w="110" w:type="dxa"/>
+              <w:top w:w="110" w:type="dxa"/>
+              <w:bottom w:w="110" w:type="dxa"/>
+              <w:left w:w="140" w:type="dxa"/>
+              <w:right w:w="140" w:type="dxa"/>
             </w:tcMar>
           </w:tcPr>
           <w:p>
+            <w:pPr>
+              <w:jc w:val="center"/>
+            </w:pPr>
+            <w:r/>
             <w:r>
               <w:rPr>
-                <w:rFonts w:ascii="Malgun Gothic" w:hAnsi="Malgun Gothic"/>
+                <w:rFonts w:ascii="맑은 고딕" w:hAnsi="맑은 고딕" w:eastAsia="맑은 고딕"/>
                 <w:b/>
                 <w:color w:val="FFFFFF"/>
                 <w:sz w:val="19"/>
               </w:rPr>
-              <w:t>구 분</w:t>
+              <w:t>구분</w:t>
             </w:r>
           </w:p>
         </w:tc>
         <w:tc>
           <w:tcPr>
-            <w:tcW w:type="dxa" w:w="3120"/>
-            <w:shd w:fill="334155"/>
+            <w:tcW w:type="dxa" w:w="4896"/>
+            <w:shd w:fill="1B365D"/>
             <w:tcMar>
-              <w:top w:w="90" w:type="dxa"/>
-              <w:bottom w:w="90" w:type="dxa"/>
-              <w:left w:w="110" w:type="dxa"/>
-              <w:right w:w="110" w:type="dxa"/>
+              <w:top w:w="110" w:type="dxa"/>
+              <w:bottom w:w="110" w:type="dxa"/>
+              <w:left w:w="140" w:type="dxa"/>
+              <w:right w:w="140" w:type="dxa"/>
             </w:tcMar>
           </w:tcPr>
           <w:p>
+            <w:pPr>
+              <w:jc w:val="center"/>
+            </w:pPr>
+            <w:r/>
             <w:r>
               <w:rPr>
-                <w:rFonts w:ascii="Malgun Gothic" w:hAnsi="Malgun Gothic"/>
+                <w:rFonts w:ascii="맑은 고딕" w:hAnsi="맑은 고딕" w:eastAsia="맑은 고딕"/>
                 <w:b/>
                 <w:color w:val="FFFFFF"/>
                 <w:sz w:val="19"/>
               </w:rPr>
-              <w:t>소속 / 직급 / 성명</w:t>
+              <w:t>상세 내용</w:t>
+            </w:r>
+          </w:p>
+        </w:tc>
+      </w:tr>
+      <w:tr>
+        <w:tc>
+          <w:tcPr>
+            <w:tcW w:type="dxa" w:w="4896"/>
+            <w:shd w:fill="EFF6FF"/>
+            <w:tcMar>
+              <w:top w:w="90" w:type="dxa"/>
+              <w:bottom w:w="90" w:type="dxa"/>
+              <w:left w:w="140" w:type="dxa"/>
+              <w:right w:w="140" w:type="dxa"/>
+            </w:tcMar>
+          </w:tcPr>
+          <w:p>
+            <w:r/>
+            <w:r>
+              <w:rPr>
+                <w:rFonts w:ascii="맑은 고딕" w:hAnsi="맑은 고딕" w:eastAsia="맑은 고딕"/>
+                <w:b/>
+                <w:color w:val="1E293B"/>
+                <w:sz w:val="19"/>
+              </w:rPr>
+              <w:t>사업명</w:t>
             </w:r>
           </w:p>
         </w:tc>
         <w:tc>
           <w:tcPr>
-            <w:tcW w:type="dxa" w:w="3120"/>
-            <w:shd w:fill="334155"/>
+            <w:tcW w:type="dxa" w:w="4896"/>
+            <w:shd w:fill="FFFFFF"/>
             <w:tcMar>
               <w:top w:w="90" w:type="dxa"/>
               <w:bottom w:w="90" w:type="dxa"/>
-              <w:left w:w="110" w:type="dxa"/>
-              <w:right w:w="110" w:type="dxa"/>
+              <w:left w:w="140" w:type="dxa"/>
+              <w:right w:w="140" w:type="dxa"/>
             </w:tcMar>
           </w:tcPr>
           <w:p>
+            <w:r/>
             <w:r>
               <w:rPr>
-                <w:rFonts w:ascii="Malgun Gothic" w:hAnsi="Malgun Gothic"/>
+                <w:rFonts w:ascii="맑은 고딕" w:hAnsi="맑은 고딕" w:eastAsia="맑은 고딕"/>
+                <w:b w:val="0"/>
+                <w:color w:val="1E293B"/>
+                <w:sz w:val="19"/>
+              </w:rPr>
+              <w:t>SyncGuard AI — 엔터프라이즈 AI 콘텐츠·규제 심의 자동화 시스템 구축 사업</w:t>
+            </w:r>
+          </w:p>
+        </w:tc>
+      </w:tr>
+      <w:tr>
+        <w:tc>
+          <w:tcPr>
+            <w:tcW w:type="dxa" w:w="4896"/>
+            <w:shd w:fill="EFF6FF"/>
+            <w:tcMar>
+              <w:top w:w="90" w:type="dxa"/>
+              <w:bottom w:w="90" w:type="dxa"/>
+              <w:left w:w="140" w:type="dxa"/>
+              <w:right w:w="140" w:type="dxa"/>
+            </w:tcMar>
+          </w:tcPr>
+          <w:p>
+            <w:r/>
+            <w:r>
+              <w:rPr>
+                <w:rFonts w:ascii="맑은 고딕" w:hAnsi="맑은 고딕" w:eastAsia="맑은 고딕"/>
+                <w:b/>
+                <w:color w:val="1E293B"/>
+                <w:sz w:val="19"/>
+              </w:rPr>
+              <w:t>동결 기준 산출물</w:t>
+            </w:r>
+          </w:p>
+        </w:tc>
+        <w:tc>
+          <w:tcPr>
+            <w:tcW w:type="dxa" w:w="4896"/>
+            <w:shd w:fill="F8FAFC"/>
+            <w:tcMar>
+              <w:top w:w="90" w:type="dxa"/>
+              <w:bottom w:w="90" w:type="dxa"/>
+              <w:left w:w="140" w:type="dxa"/>
+              <w:right w:w="140" w:type="dxa"/>
+            </w:tcMar>
+          </w:tcPr>
+          <w:p>
+            <w:r/>
+            <w:r>
+              <w:rPr>
+                <w:rFonts w:ascii="맑은 고딕" w:hAnsi="맑은 고딕" w:eastAsia="맑은 고딕"/>
+                <w:b w:val="0"/>
+                <w:color w:val="1E293B"/>
+                <w:sz w:val="19"/>
+              </w:rPr>
+              <w:t>요구사항정의서(EMP_ANL_020 v1.0), 요구사항추적표(EMP_ANL_030 v1.0), 연계규격협의서(EMP_ANL_050 v1.0)</w:t>
+            </w:r>
+          </w:p>
+        </w:tc>
+      </w:tr>
+      <w:tr>
+        <w:tc>
+          <w:tcPr>
+            <w:tcW w:type="dxa" w:w="4896"/>
+            <w:shd w:fill="EFF6FF"/>
+            <w:tcMar>
+              <w:top w:w="90" w:type="dxa"/>
+              <w:bottom w:w="90" w:type="dxa"/>
+              <w:left w:w="140" w:type="dxa"/>
+              <w:right w:w="140" w:type="dxa"/>
+            </w:tcMar>
+          </w:tcPr>
+          <w:p>
+            <w:r/>
+            <w:r>
+              <w:rPr>
+                <w:rFonts w:ascii="맑은 고딕" w:hAnsi="맑은 고딕" w:eastAsia="맑은 고딕"/>
+                <w:b/>
+                <w:color w:val="1E293B"/>
+                <w:sz w:val="19"/>
+              </w:rPr>
+              <w:t>확정 요구사항 총수</w:t>
+            </w:r>
+          </w:p>
+        </w:tc>
+        <w:tc>
+          <w:tcPr>
+            <w:tcW w:type="dxa" w:w="4896"/>
+            <w:shd w:fill="FFFFFF"/>
+            <w:tcMar>
+              <w:top w:w="90" w:type="dxa"/>
+              <w:bottom w:w="90" w:type="dxa"/>
+              <w:left w:w="140" w:type="dxa"/>
+              <w:right w:w="140" w:type="dxa"/>
+            </w:tcMar>
+          </w:tcPr>
+          <w:p>
+            <w:r/>
+            <w:r>
+              <w:rPr>
+                <w:rFonts w:ascii="맑은 고딕" w:hAnsi="맑은 고딕" w:eastAsia="맑은 고딕"/>
+                <w:b w:val="0"/>
+                <w:color w:val="1E293B"/>
+                <w:sz w:val="19"/>
+              </w:rPr>
+              <w:t>총 61건 (기능 25건, 데이터 6건, 인터페이스 6건, 비기능·성능·보안·관리 24건)</w:t>
+            </w:r>
+          </w:p>
+        </w:tc>
+      </w:tr>
+      <w:tr>
+        <w:tc>
+          <w:tcPr>
+            <w:tcW w:type="dxa" w:w="4896"/>
+            <w:shd w:fill="EFF6FF"/>
+            <w:tcMar>
+              <w:top w:w="90" w:type="dxa"/>
+              <w:bottom w:w="90" w:type="dxa"/>
+              <w:left w:w="140" w:type="dxa"/>
+              <w:right w:w="140" w:type="dxa"/>
+            </w:tcMar>
+          </w:tcPr>
+          <w:p>
+            <w:r/>
+            <w:r>
+              <w:rPr>
+                <w:rFonts w:ascii="맑은 고딕" w:hAnsi="맑은 고딕" w:eastAsia="맑은 고딕"/>
+                <w:b/>
+                <w:color w:val="1E293B"/>
+                <w:sz w:val="19"/>
+              </w:rPr>
+              <w:t>Scope Freeze 발효일</w:t>
+            </w:r>
+          </w:p>
+        </w:tc>
+        <w:tc>
+          <w:tcPr>
+            <w:tcW w:type="dxa" w:w="4896"/>
+            <w:shd w:fill="F8FAFC"/>
+            <w:tcMar>
+              <w:top w:w="90" w:type="dxa"/>
+              <w:bottom w:w="90" w:type="dxa"/>
+              <w:left w:w="140" w:type="dxa"/>
+              <w:right w:w="140" w:type="dxa"/>
+            </w:tcMar>
+          </w:tcPr>
+          <w:p>
+            <w:r/>
+            <w:r>
+              <w:rPr>
+                <w:rFonts w:ascii="맑은 고딕" w:hAnsi="맑은 고딕" w:eastAsia="맑은 고딕"/>
+                <w:b w:val="0"/>
+                <w:color w:val="1E293B"/>
+                <w:sz w:val="19"/>
+              </w:rPr>
+              <w:t>2026년 06월 15일</w:t>
+            </w:r>
+          </w:p>
+        </w:tc>
+      </w:tr>
+    </w:tbl>
+    <w:p/>
+    <w:p>
+      <w:r>
+        <w:rPr>
+          <w:rFonts w:ascii="맑은 고딕" w:hAnsi="맑은 고딕" w:eastAsia="맑은 고딕"/>
+          <w:b/>
+          <w:color w:val="1B365D"/>
+          <w:sz w:val="25"/>
+        </w:rPr>
+        <w:t>1. 도메인별 확정 과업 범위 요약</w:t>
+      </w:r>
+    </w:p>
+    <w:tbl>
+      <w:tblPr>
+        <w:tblStyle w:val="TableGrid"/>
+        <w:tblW w:type="auto" w:w="0"/>
+        <w:jc w:val="center"/>
+        <w:tblLook w:firstColumn="1" w:firstRow="1" w:lastColumn="0" w:lastRow="0" w:noHBand="0" w:noVBand="1" w:val="04A0"/>
+      </w:tblPr>
+      <w:tblGrid>
+        <w:gridCol w:w="1958"/>
+        <w:gridCol w:w="1958"/>
+        <w:gridCol w:w="1958"/>
+        <w:gridCol w:w="1958"/>
+        <w:gridCol w:w="1958"/>
+      </w:tblGrid>
+      <w:tr>
+        <w:tc>
+          <w:tcPr>
+            <w:tcW w:type="dxa" w:w="1958"/>
+            <w:shd w:fill="1B365D"/>
+            <w:tcMar>
+              <w:top w:w="110" w:type="dxa"/>
+              <w:bottom w:w="110" w:type="dxa"/>
+              <w:left w:w="140" w:type="dxa"/>
+              <w:right w:w="140" w:type="dxa"/>
+            </w:tcMar>
+          </w:tcPr>
+          <w:p>
+            <w:pPr>
+              <w:jc w:val="center"/>
+            </w:pPr>
+            <w:r/>
+            <w:r>
+              <w:rPr>
+                <w:rFonts w:ascii="맑은 고딕" w:hAnsi="맑은 고딕" w:eastAsia="맑은 고딕"/>
+                <w:b/>
+                <w:color w:val="FFFFFF"/>
+                <w:sz w:val="19"/>
+              </w:rPr>
+              <w:t>요구사항 분류</w:t>
+            </w:r>
+          </w:p>
+        </w:tc>
+        <w:tc>
+          <w:tcPr>
+            <w:tcW w:type="dxa" w:w="1958"/>
+            <w:shd w:fill="1B365D"/>
+            <w:tcMar>
+              <w:top w:w="110" w:type="dxa"/>
+              <w:bottom w:w="110" w:type="dxa"/>
+              <w:left w:w="140" w:type="dxa"/>
+              <w:right w:w="140" w:type="dxa"/>
+            </w:tcMar>
+          </w:tcPr>
+          <w:p>
+            <w:pPr>
+              <w:jc w:val="center"/>
+            </w:pPr>
+            <w:r/>
+            <w:r>
+              <w:rPr>
+                <w:rFonts w:ascii="맑은 고딕" w:hAnsi="맑은 고딕" w:eastAsia="맑은 고딕"/>
+                <w:b/>
+                <w:color w:val="FFFFFF"/>
+                <w:sz w:val="19"/>
+              </w:rPr>
+              <w:t>식별 코드 범위</w:t>
+            </w:r>
+          </w:p>
+        </w:tc>
+        <w:tc>
+          <w:tcPr>
+            <w:tcW w:type="dxa" w:w="1958"/>
+            <w:shd w:fill="1B365D"/>
+            <w:tcMar>
+              <w:top w:w="110" w:type="dxa"/>
+              <w:bottom w:w="110" w:type="dxa"/>
+              <w:left w:w="140" w:type="dxa"/>
+              <w:right w:w="140" w:type="dxa"/>
+            </w:tcMar>
+          </w:tcPr>
+          <w:p>
+            <w:pPr>
+              <w:jc w:val="center"/>
+            </w:pPr>
+            <w:r/>
+            <w:r>
+              <w:rPr>
+                <w:rFonts w:ascii="맑은 고딕" w:hAnsi="맑은 고딕" w:eastAsia="맑은 고딕"/>
+                <w:b/>
+                <w:color w:val="FFFFFF"/>
+                <w:sz w:val="19"/>
+              </w:rPr>
+              <w:t>건수</w:t>
+            </w:r>
+          </w:p>
+        </w:tc>
+        <w:tc>
+          <w:tcPr>
+            <w:tcW w:type="dxa" w:w="1958"/>
+            <w:shd w:fill="1B365D"/>
+            <w:tcMar>
+              <w:top w:w="110" w:type="dxa"/>
+              <w:bottom w:w="110" w:type="dxa"/>
+              <w:left w:w="140" w:type="dxa"/>
+              <w:right w:w="140" w:type="dxa"/>
+            </w:tcMar>
+          </w:tcPr>
+          <w:p>
+            <w:pPr>
+              <w:jc w:val="center"/>
+            </w:pPr>
+            <w:r/>
+            <w:r>
+              <w:rPr>
+                <w:rFonts w:ascii="맑은 고딕" w:hAnsi="맑은 고딕" w:eastAsia="맑은 고딕"/>
+                <w:b/>
+                <w:color w:val="FFFFFF"/>
+                <w:sz w:val="19"/>
+              </w:rPr>
+              <w:t>핵심 확정 범위 요약</w:t>
+            </w:r>
+          </w:p>
+        </w:tc>
+        <w:tc>
+          <w:tcPr>
+            <w:tcW w:type="dxa" w:w="1958"/>
+            <w:shd w:fill="1B365D"/>
+            <w:tcMar>
+              <w:top w:w="110" w:type="dxa"/>
+              <w:bottom w:w="110" w:type="dxa"/>
+              <w:left w:w="140" w:type="dxa"/>
+              <w:right w:w="140" w:type="dxa"/>
+            </w:tcMar>
+          </w:tcPr>
+          <w:p>
+            <w:pPr>
+              <w:jc w:val="center"/>
+            </w:pPr>
+            <w:r/>
+            <w:r>
+              <w:rPr>
+                <w:rFonts w:ascii="맑은 고딕" w:hAnsi="맑은 고딕" w:eastAsia="맑은 고딕"/>
+                <w:b/>
+                <w:color w:val="FFFFFF"/>
+                <w:sz w:val="19"/>
+              </w:rPr>
+              <w:t>비고</w:t>
+            </w:r>
+          </w:p>
+        </w:tc>
+      </w:tr>
+      <w:tr>
+        <w:tc>
+          <w:tcPr>
+            <w:tcW w:type="dxa" w:w="1958"/>
+            <w:shd w:fill="FFFFFF"/>
+            <w:tcMar>
+              <w:top w:w="90" w:type="dxa"/>
+              <w:bottom w:w="90" w:type="dxa"/>
+              <w:left w:w="140" w:type="dxa"/>
+              <w:right w:w="140" w:type="dxa"/>
+            </w:tcMar>
+          </w:tcPr>
+          <w:p>
+            <w:r/>
+            <w:r>
+              <w:rPr>
+                <w:rFonts w:ascii="맑은 고딕" w:hAnsi="맑은 고딕" w:eastAsia="맑은 고딕"/>
+                <w:b w:val="0"/>
+                <w:color w:val="1E293B"/>
+                <w:sz w:val="19"/>
+              </w:rPr>
+              <w:t>기능 요구사항 (SFR)</w:t>
+            </w:r>
+          </w:p>
+        </w:tc>
+        <w:tc>
+          <w:tcPr>
+            <w:tcW w:type="dxa" w:w="1958"/>
+            <w:shd w:fill="FFFFFF"/>
+            <w:tcMar>
+              <w:top w:w="90" w:type="dxa"/>
+              <w:bottom w:w="90" w:type="dxa"/>
+              <w:left w:w="140" w:type="dxa"/>
+              <w:right w:w="140" w:type="dxa"/>
+            </w:tcMar>
+          </w:tcPr>
+          <w:p>
+            <w:r/>
+            <w:r>
+              <w:rPr>
+                <w:rFonts w:ascii="맑은 고딕" w:hAnsi="맑은 고딕" w:eastAsia="맑은 고딕"/>
+                <w:b w:val="0"/>
+                <w:color w:val="1E293B"/>
+                <w:sz w:val="19"/>
+              </w:rPr>
+              <w:t>SFR-001 ~ SFR-025</w:t>
+            </w:r>
+          </w:p>
+        </w:tc>
+        <w:tc>
+          <w:tcPr>
+            <w:tcW w:type="dxa" w:w="1958"/>
+            <w:shd w:fill="FFFFFF"/>
+            <w:tcMar>
+              <w:top w:w="90" w:type="dxa"/>
+              <w:bottom w:w="90" w:type="dxa"/>
+              <w:left w:w="140" w:type="dxa"/>
+              <w:right w:w="140" w:type="dxa"/>
+            </w:tcMar>
+          </w:tcPr>
+          <w:p>
+            <w:r/>
+            <w:r>
+              <w:rPr>
+                <w:rFonts w:ascii="맑은 고딕" w:hAnsi="맑은 고딕" w:eastAsia="맑은 고딕"/>
+                <w:b w:val="0"/>
+                <w:color w:val="1E293B"/>
+                <w:sz w:val="19"/>
+              </w:rPr>
+              <w:t>25건</w:t>
+            </w:r>
+          </w:p>
+        </w:tc>
+        <w:tc>
+          <w:tcPr>
+            <w:tcW w:type="dxa" w:w="1958"/>
+            <w:shd w:fill="FFFFFF"/>
+            <w:tcMar>
+              <w:top w:w="90" w:type="dxa"/>
+              <w:bottom w:w="90" w:type="dxa"/>
+              <w:left w:w="140" w:type="dxa"/>
+              <w:right w:w="140" w:type="dxa"/>
+            </w:tcMar>
+          </w:tcPr>
+          <w:p>
+            <w:r/>
+            <w:r>
+              <w:rPr>
+                <w:rFonts w:ascii="맑은 고딕" w:hAnsi="맑은 고딕" w:eastAsia="맑은 고딕"/>
+                <w:b w:val="0"/>
+                <w:color w:val="1E293B"/>
+                <w:sz w:val="19"/>
+              </w:rPr>
+              <w:t>멀티모달 파일 업로드, OCR 텍스트 추출, 3단계 AI 규제 심의, 결과 리포트·대체문구 추천, BO 룰셋 관리</w:t>
+            </w:r>
+          </w:p>
+        </w:tc>
+        <w:tc>
+          <w:tcPr>
+            <w:tcW w:type="dxa" w:w="1958"/>
+            <w:shd w:fill="FFFFFF"/>
+            <w:tcMar>
+              <w:top w:w="90" w:type="dxa"/>
+              <w:bottom w:w="90" w:type="dxa"/>
+              <w:left w:w="140" w:type="dxa"/>
+              <w:right w:w="140" w:type="dxa"/>
+            </w:tcMar>
+          </w:tcPr>
+          <w:p>
+            <w:r/>
+            <w:r>
+              <w:rPr>
+                <w:rFonts w:ascii="맑은 고딕" w:hAnsi="맑은 고딕" w:eastAsia="맑은 고딕"/>
+                <w:b w:val="0"/>
+                <w:color w:val="1E293B"/>
+                <w:sz w:val="19"/>
+              </w:rPr>
+              <w:t>100% 수용</w:t>
+            </w:r>
+          </w:p>
+        </w:tc>
+      </w:tr>
+      <w:tr>
+        <w:tc>
+          <w:tcPr>
+            <w:tcW w:type="dxa" w:w="1958"/>
+            <w:shd w:fill="F8FAFC"/>
+            <w:tcMar>
+              <w:top w:w="90" w:type="dxa"/>
+              <w:bottom w:w="90" w:type="dxa"/>
+              <w:left w:w="140" w:type="dxa"/>
+              <w:right w:w="140" w:type="dxa"/>
+            </w:tcMar>
+          </w:tcPr>
+          <w:p>
+            <w:r/>
+            <w:r>
+              <w:rPr>
+                <w:rFonts w:ascii="맑은 고딕" w:hAnsi="맑은 고딕" w:eastAsia="맑은 고딕"/>
+                <w:b w:val="0"/>
+                <w:color w:val="1E293B"/>
+                <w:sz w:val="19"/>
+              </w:rPr>
+              <w:t>데이터 요구사항 (DAR)</w:t>
+            </w:r>
+          </w:p>
+        </w:tc>
+        <w:tc>
+          <w:tcPr>
+            <w:tcW w:type="dxa" w:w="1958"/>
+            <w:shd w:fill="F8FAFC"/>
+            <w:tcMar>
+              <w:top w:w="90" w:type="dxa"/>
+              <w:bottom w:w="90" w:type="dxa"/>
+              <w:left w:w="140" w:type="dxa"/>
+              <w:right w:w="140" w:type="dxa"/>
+            </w:tcMar>
+          </w:tcPr>
+          <w:p>
+            <w:r/>
+            <w:r>
+              <w:rPr>
+                <w:rFonts w:ascii="맑은 고딕" w:hAnsi="맑은 고딕" w:eastAsia="맑은 고딕"/>
+                <w:b w:val="0"/>
+                <w:color w:val="1E293B"/>
+                <w:sz w:val="19"/>
+              </w:rPr>
+              <w:t>DAR-001 ~ DAR-006</w:t>
+            </w:r>
+          </w:p>
+        </w:tc>
+        <w:tc>
+          <w:tcPr>
+            <w:tcW w:type="dxa" w:w="1958"/>
+            <w:shd w:fill="F8FAFC"/>
+            <w:tcMar>
+              <w:top w:w="90" w:type="dxa"/>
+              <w:bottom w:w="90" w:type="dxa"/>
+              <w:left w:w="140" w:type="dxa"/>
+              <w:right w:w="140" w:type="dxa"/>
+            </w:tcMar>
+          </w:tcPr>
+          <w:p>
+            <w:r/>
+            <w:r>
+              <w:rPr>
+                <w:rFonts w:ascii="맑은 고딕" w:hAnsi="맑은 고딕" w:eastAsia="맑은 고딕"/>
+                <w:b w:val="0"/>
+                <w:color w:val="1E293B"/>
+                <w:sz w:val="19"/>
+              </w:rPr>
+              <w:t>6건</w:t>
+            </w:r>
+          </w:p>
+        </w:tc>
+        <w:tc>
+          <w:tcPr>
+            <w:tcW w:type="dxa" w:w="1958"/>
+            <w:shd w:fill="F8FAFC"/>
+            <w:tcMar>
+              <w:top w:w="90" w:type="dxa"/>
+              <w:bottom w:w="90" w:type="dxa"/>
+              <w:left w:w="140" w:type="dxa"/>
+              <w:right w:w="140" w:type="dxa"/>
+            </w:tcMar>
+          </w:tcPr>
+          <w:p>
+            <w:r/>
+            <w:r>
+              <w:rPr>
+                <w:rFonts w:ascii="맑은 고딕" w:hAnsi="맑은 고딕" w:eastAsia="맑은 고딕"/>
+                <w:b w:val="0"/>
+                <w:color w:val="1E293B"/>
+                <w:sz w:val="19"/>
+              </w:rPr>
+              <w:t>표준용어·공통코드 제정, 100대 규제 룰셋 사전, pgvector 임베딩 인덱스, ProductLab 뷰 매핑</w:t>
+            </w:r>
+          </w:p>
+        </w:tc>
+        <w:tc>
+          <w:tcPr>
+            <w:tcW w:type="dxa" w:w="1958"/>
+            <w:shd w:fill="F8FAFC"/>
+            <w:tcMar>
+              <w:top w:w="90" w:type="dxa"/>
+              <w:bottom w:w="90" w:type="dxa"/>
+              <w:left w:w="140" w:type="dxa"/>
+              <w:right w:w="140" w:type="dxa"/>
+            </w:tcMar>
+          </w:tcPr>
+          <w:p>
+            <w:r/>
+            <w:r>
+              <w:rPr>
+                <w:rFonts w:ascii="맑은 고딕" w:hAnsi="맑은 고딕" w:eastAsia="맑은 고딕"/>
+                <w:b w:val="0"/>
+                <w:color w:val="1E293B"/>
+                <w:sz w:val="19"/>
+              </w:rPr>
+              <w:t>100% 수용</w:t>
+            </w:r>
+          </w:p>
+        </w:tc>
+      </w:tr>
+      <w:tr>
+        <w:tc>
+          <w:tcPr>
+            <w:tcW w:type="dxa" w:w="1958"/>
+            <w:shd w:fill="FFFFFF"/>
+            <w:tcMar>
+              <w:top w:w="90" w:type="dxa"/>
+              <w:bottom w:w="90" w:type="dxa"/>
+              <w:left w:w="140" w:type="dxa"/>
+              <w:right w:w="140" w:type="dxa"/>
+            </w:tcMar>
+          </w:tcPr>
+          <w:p>
+            <w:r/>
+            <w:r>
+              <w:rPr>
+                <w:rFonts w:ascii="맑은 고딕" w:hAnsi="맑은 고딕" w:eastAsia="맑은 고딕"/>
+                <w:b w:val="0"/>
+                <w:color w:val="1E293B"/>
+                <w:sz w:val="19"/>
+              </w:rPr>
+              <w:t>인터페이스 (IFR)</w:t>
+            </w:r>
+          </w:p>
+        </w:tc>
+        <w:tc>
+          <w:tcPr>
+            <w:tcW w:type="dxa" w:w="1958"/>
+            <w:shd w:fill="FFFFFF"/>
+            <w:tcMar>
+              <w:top w:w="90" w:type="dxa"/>
+              <w:bottom w:w="90" w:type="dxa"/>
+              <w:left w:w="140" w:type="dxa"/>
+              <w:right w:w="140" w:type="dxa"/>
+            </w:tcMar>
+          </w:tcPr>
+          <w:p>
+            <w:r/>
+            <w:r>
+              <w:rPr>
+                <w:rFonts w:ascii="맑은 고딕" w:hAnsi="맑은 고딕" w:eastAsia="맑은 고딕"/>
+                <w:b w:val="0"/>
+                <w:color w:val="1E293B"/>
+                <w:sz w:val="19"/>
+              </w:rPr>
+              <w:t>IFR-001 ~ IFR-006</w:t>
+            </w:r>
+          </w:p>
+        </w:tc>
+        <w:tc>
+          <w:tcPr>
+            <w:tcW w:type="dxa" w:w="1958"/>
+            <w:shd w:fill="FFFFFF"/>
+            <w:tcMar>
+              <w:top w:w="90" w:type="dxa"/>
+              <w:bottom w:w="90" w:type="dxa"/>
+              <w:left w:w="140" w:type="dxa"/>
+              <w:right w:w="140" w:type="dxa"/>
+            </w:tcMar>
+          </w:tcPr>
+          <w:p>
+            <w:r/>
+            <w:r>
+              <w:rPr>
+                <w:rFonts w:ascii="맑은 고딕" w:hAnsi="맑은 고딕" w:eastAsia="맑은 고딕"/>
+                <w:b w:val="0"/>
+                <w:color w:val="1E293B"/>
+                <w:sz w:val="19"/>
+              </w:rPr>
+              <w:t>6건</w:t>
+            </w:r>
+          </w:p>
+        </w:tc>
+        <w:tc>
+          <w:tcPr>
+            <w:tcW w:type="dxa" w:w="1958"/>
+            <w:shd w:fill="FFFFFF"/>
+            <w:tcMar>
+              <w:top w:w="90" w:type="dxa"/>
+              <w:bottom w:w="90" w:type="dxa"/>
+              <w:left w:w="140" w:type="dxa"/>
+              <w:right w:w="140" w:type="dxa"/>
+            </w:tcMar>
+          </w:tcPr>
+          <w:p>
+            <w:r/>
+            <w:r>
+              <w:rPr>
+                <w:rFonts w:ascii="맑은 고딕" w:hAnsi="맑은 고딕" w:eastAsia="맑은 고딕"/>
+                <w:b w:val="0"/>
+                <w:color w:val="1E293B"/>
+                <w:sz w:val="19"/>
+              </w:rPr>
+              <w:t>HB-SSO 인증, MarketingHub 심의 연동, ProductLab 전성분 배치, Clova OCR / Upstage / LLM API</w:t>
+            </w:r>
+          </w:p>
+        </w:tc>
+        <w:tc>
+          <w:tcPr>
+            <w:tcW w:type="dxa" w:w="1958"/>
+            <w:shd w:fill="FFFFFF"/>
+            <w:tcMar>
+              <w:top w:w="90" w:type="dxa"/>
+              <w:bottom w:w="90" w:type="dxa"/>
+              <w:left w:w="140" w:type="dxa"/>
+              <w:right w:w="140" w:type="dxa"/>
+            </w:tcMar>
+          </w:tcPr>
+          <w:p>
+            <w:r/>
+            <w:r>
+              <w:rPr>
+                <w:rFonts w:ascii="맑은 고딕" w:hAnsi="맑은 고딕" w:eastAsia="맑은 고딕"/>
+                <w:b w:val="0"/>
+                <w:color w:val="1E293B"/>
+                <w:sz w:val="19"/>
+              </w:rPr>
+              <w:t>100% 수용</w:t>
+            </w:r>
+          </w:p>
+        </w:tc>
+      </w:tr>
+      <w:tr>
+        <w:tc>
+          <w:tcPr>
+            <w:tcW w:type="dxa" w:w="1958"/>
+            <w:shd w:fill="F8FAFC"/>
+            <w:tcMar>
+              <w:top w:w="90" w:type="dxa"/>
+              <w:bottom w:w="90" w:type="dxa"/>
+              <w:left w:w="140" w:type="dxa"/>
+              <w:right w:w="140" w:type="dxa"/>
+            </w:tcMar>
+          </w:tcPr>
+          <w:p>
+            <w:r/>
+            <w:r>
+              <w:rPr>
+                <w:rFonts w:ascii="맑은 고딕" w:hAnsi="맑은 고딕" w:eastAsia="맑은 고딕"/>
+                <w:b w:val="0"/>
+                <w:color w:val="1E293B"/>
+                <w:sz w:val="19"/>
+              </w:rPr>
+              <w:t>성능·보안·품질 (NFR)</w:t>
+            </w:r>
+          </w:p>
+        </w:tc>
+        <w:tc>
+          <w:tcPr>
+            <w:tcW w:type="dxa" w:w="1958"/>
+            <w:shd w:fill="F8FAFC"/>
+            <w:tcMar>
+              <w:top w:w="90" w:type="dxa"/>
+              <w:bottom w:w="90" w:type="dxa"/>
+              <w:left w:w="140" w:type="dxa"/>
+              <w:right w:w="140" w:type="dxa"/>
+            </w:tcMar>
+          </w:tcPr>
+          <w:p>
+            <w:r/>
+            <w:r>
+              <w:rPr>
+                <w:rFonts w:ascii="맑은 고딕" w:hAnsi="맑은 고딕" w:eastAsia="맑은 고딕"/>
+                <w:b w:val="0"/>
+                <w:color w:val="1E293B"/>
+                <w:sz w:val="19"/>
+              </w:rPr>
+              <w:t>PER/SEC/QUR/MAR</w:t>
+            </w:r>
+          </w:p>
+        </w:tc>
+        <w:tc>
+          <w:tcPr>
+            <w:tcW w:type="dxa" w:w="1958"/>
+            <w:shd w:fill="F8FAFC"/>
+            <w:tcMar>
+              <w:top w:w="90" w:type="dxa"/>
+              <w:bottom w:w="90" w:type="dxa"/>
+              <w:left w:w="140" w:type="dxa"/>
+              <w:right w:w="140" w:type="dxa"/>
+            </w:tcMar>
+          </w:tcPr>
+          <w:p>
+            <w:r/>
+            <w:r>
+              <w:rPr>
+                <w:rFonts w:ascii="맑은 고딕" w:hAnsi="맑은 고딕" w:eastAsia="맑은 고딕"/>
+                <w:b w:val="0"/>
+                <w:color w:val="1E293B"/>
+                <w:sz w:val="19"/>
+              </w:rPr>
+              <w:t>24건</w:t>
+            </w:r>
+          </w:p>
+        </w:tc>
+        <w:tc>
+          <w:tcPr>
+            <w:tcW w:type="dxa" w:w="1958"/>
+            <w:shd w:fill="F8FAFC"/>
+            <w:tcMar>
+              <w:top w:w="90" w:type="dxa"/>
+              <w:bottom w:w="90" w:type="dxa"/>
+              <w:left w:w="140" w:type="dxa"/>
+              <w:right w:w="140" w:type="dxa"/>
+            </w:tcMar>
+          </w:tcPr>
+          <w:p>
+            <w:r/>
+            <w:r>
+              <w:rPr>
+                <w:rFonts w:ascii="맑은 고딕" w:hAnsi="맑은 고딕" w:eastAsia="맑은 고딕"/>
+                <w:b w:val="0"/>
+                <w:color w:val="1E293B"/>
+                <w:sz w:val="19"/>
+              </w:rPr>
+              <w:t>단건 심의 15초 이내, 동시 200 VU, 골든셋 정밀도 95%+, OWASP·시큐어코딩 49개 준수</w:t>
+            </w:r>
+          </w:p>
+        </w:tc>
+        <w:tc>
+          <w:tcPr>
+            <w:tcW w:type="dxa" w:w="1958"/>
+            <w:shd w:fill="F8FAFC"/>
+            <w:tcMar>
+              <w:top w:w="90" w:type="dxa"/>
+              <w:bottom w:w="90" w:type="dxa"/>
+              <w:left w:w="140" w:type="dxa"/>
+              <w:right w:w="140" w:type="dxa"/>
+            </w:tcMar>
+          </w:tcPr>
+          <w:p>
+            <w:r/>
+            <w:r>
+              <w:rPr>
+                <w:rFonts w:ascii="맑은 고딕" w:hAnsi="맑은 고딕" w:eastAsia="맑은 고딕"/>
+                <w:b w:val="0"/>
+                <w:color w:val="1E293B"/>
+                <w:sz w:val="19"/>
+              </w:rPr>
+              <w:t>100% 수용</w:t>
+            </w:r>
+          </w:p>
+        </w:tc>
+      </w:tr>
+      <w:tr>
+        <w:tc>
+          <w:tcPr>
+            <w:tcW w:type="dxa" w:w="1958"/>
+            <w:shd w:fill="FFFFFF"/>
+            <w:tcMar>
+              <w:top w:w="90" w:type="dxa"/>
+              <w:bottom w:w="90" w:type="dxa"/>
+              <w:left w:w="140" w:type="dxa"/>
+              <w:right w:w="140" w:type="dxa"/>
+            </w:tcMar>
+          </w:tcPr>
+          <w:p>
+            <w:r/>
+            <w:r>
+              <w:rPr>
+                <w:rFonts w:ascii="맑은 고딕" w:hAnsi="맑은 고딕" w:eastAsia="맑은 고딕"/>
+                <w:b/>
+                <w:color w:val="1E293B"/>
+                <w:sz w:val="19"/>
+              </w:rPr>
+              <w:t>합계</w:t>
+            </w:r>
+          </w:p>
+        </w:tc>
+        <w:tc>
+          <w:tcPr>
+            <w:tcW w:type="dxa" w:w="1958"/>
+            <w:shd w:fill="FFFFFF"/>
+            <w:tcMar>
+              <w:top w:w="90" w:type="dxa"/>
+              <w:bottom w:w="90" w:type="dxa"/>
+              <w:left w:w="140" w:type="dxa"/>
+              <w:right w:w="140" w:type="dxa"/>
+            </w:tcMar>
+          </w:tcPr>
+          <w:p>
+            <w:r/>
+            <w:r>
+              <w:rPr>
+                <w:rFonts w:ascii="맑은 고딕" w:hAnsi="맑은 고딕" w:eastAsia="맑은 고딕"/>
+                <w:b/>
+                <w:color w:val="1E293B"/>
+                <w:sz w:val="19"/>
+              </w:rPr>
+              <w:t>전 영역 총계</w:t>
+            </w:r>
+          </w:p>
+        </w:tc>
+        <w:tc>
+          <w:tcPr>
+            <w:tcW w:type="dxa" w:w="1958"/>
+            <w:shd w:fill="FFFFFF"/>
+            <w:tcMar>
+              <w:top w:w="90" w:type="dxa"/>
+              <w:bottom w:w="90" w:type="dxa"/>
+              <w:left w:w="140" w:type="dxa"/>
+              <w:right w:w="140" w:type="dxa"/>
+            </w:tcMar>
+          </w:tcPr>
+          <w:p>
+            <w:r/>
+            <w:r>
+              <w:rPr>
+                <w:rFonts w:ascii="맑은 고딕" w:hAnsi="맑은 고딕" w:eastAsia="맑은 고딕"/>
+                <w:b/>
+                <w:color w:val="1E293B"/>
+                <w:sz w:val="19"/>
+              </w:rPr>
+              <w:t>61건</w:t>
+            </w:r>
+          </w:p>
+        </w:tc>
+        <w:tc>
+          <w:tcPr>
+            <w:tcW w:type="dxa" w:w="1958"/>
+            <w:shd w:fill="FFFFFF"/>
+            <w:tcMar>
+              <w:top w:w="90" w:type="dxa"/>
+              <w:bottom w:w="90" w:type="dxa"/>
+              <w:left w:w="140" w:type="dxa"/>
+              <w:right w:w="140" w:type="dxa"/>
+            </w:tcMar>
+          </w:tcPr>
+          <w:p>
+            <w:r/>
+            <w:r>
+              <w:rPr>
+                <w:rFonts w:ascii="맑은 고딕" w:hAnsi="맑은 고딕" w:eastAsia="맑은 고딕"/>
+                <w:b/>
+                <w:color w:val="1E293B"/>
+                <w:sz w:val="19"/>
+              </w:rPr>
+              <w:t>요구사항 추적표(RTM) 양방향 매핑 100% 완료</w:t>
+            </w:r>
+          </w:p>
+        </w:tc>
+        <w:tc>
+          <w:tcPr>
+            <w:tcW w:type="dxa" w:w="1958"/>
+            <w:shd w:fill="FFFFFF"/>
+            <w:tcMar>
+              <w:top w:w="90" w:type="dxa"/>
+              <w:bottom w:w="90" w:type="dxa"/>
+              <w:left w:w="140" w:type="dxa"/>
+              <w:right w:w="140" w:type="dxa"/>
+            </w:tcMar>
+          </w:tcPr>
+          <w:p>
+            <w:r/>
+            <w:r>
+              <w:rPr>
+                <w:rFonts w:ascii="맑은 고딕" w:hAnsi="맑은 고딕" w:eastAsia="맑은 고딕"/>
+                <w:b/>
+                <w:color w:val="1E293B"/>
+                <w:sz w:val="19"/>
+              </w:rPr>
+              <w:t>범위 동결</w:t>
+            </w:r>
+          </w:p>
+        </w:tc>
+      </w:tr>
+    </w:tbl>
+    <w:p/>
+    <w:p>
+      <w:r>
+        <w:rPr>
+          <w:rFonts w:ascii="맑은 고딕" w:hAnsi="맑은 고딕" w:eastAsia="맑은 고딕"/>
+          <w:b/>
+          <w:color w:val="1B365D"/>
+          <w:sz w:val="25"/>
+        </w:rPr>
+        <w:t>2. 과업 범위 동결(Scope Freeze) 4대 합의 원칙</w:t>
+      </w:r>
+    </w:p>
+    <w:p>
+      <w:r>
+        <w:rPr>
+          <w:rFonts w:ascii="맑은 고딕" w:hAnsi="맑은 고딕" w:eastAsia="맑은 고딕"/>
+          <w:b w:val="0"/>
+          <w:color w:val="1E293B"/>
+          <w:sz w:val="20"/>
+        </w:rPr>
+        <w:t>1. (과업 범위의 최종성) 양 당사자는 본 합의서에 첨부된 요구사항정의서(EMP_ANL_020 v1.0, 총 61건)만을 본 사업의 공식 개발 범위로 확정한다.</w:t>
+      </w:r>
+    </w:p>
+    <w:p>
+      <w:r>
+        <w:rPr>
+          <w:rFonts w:ascii="맑은 고딕" w:hAnsi="맑은 고딕" w:eastAsia="맑은 고딕"/>
+          <w:b w:val="0"/>
+          <w:color w:val="1E293B"/>
+          <w:sz w:val="20"/>
+        </w:rPr>
+        <w:t>2. (구두 요구의 효력 부인) 본 합의일 이후 회의, 이메일, 메신저 등을 통한 비공식 구두 요청은 계약적 구속력을 갖지 아니한다.</w:t>
+      </w:r>
+    </w:p>
+    <w:p>
+      <w:r>
+        <w:rPr>
+          <w:rFonts w:ascii="맑은 고딕" w:hAnsi="맑은 고딕" w:eastAsia="맑은 고딕"/>
+          <w:b w:val="0"/>
+          <w:color w:val="1E293B"/>
+          <w:sz w:val="20"/>
+        </w:rPr>
+        <w:t>3. (공식 변경통제 절차) 법령 긴급 개정이나 현업 정책 변경으로 사양 추가·변경이 필요한 경우, 반드시 공식 과업변경요청서(CR Form)를 제출하여 기술 영향도 및 공수(5 M/D 초과 시 일정·비용 연동)를 상호 합의한다.</w:t>
+      </w:r>
+    </w:p>
+    <w:p>
+      <w:r>
+        <w:rPr>
+          <w:rFonts w:ascii="맑은 고딕" w:hAnsi="맑은 고딕" w:eastAsia="맑은 고딕"/>
+          <w:b w:val="0"/>
+          <w:color w:val="1E293B"/>
+          <w:sz w:val="20"/>
+        </w:rPr>
+        <w:t>4. (상세설계 단계 진입 승인) 발주처는 분석 단계 산출물을 최종 승인하며 Phase 3 상세설계 단계 진입에 동의한다.</w:t>
+      </w:r>
+    </w:p>
+    <w:p>
+      <w:pPr>
+        <w:jc w:val="right"/>
+      </w:pPr>
+      <w:r>
+        <w:rPr>
+          <w:rFonts w:ascii="맑은 고딕" w:hAnsi="맑은 고딕" w:eastAsia="맑은 고딕"/>
+          <w:b/>
+          <w:color w:val="0F172A"/>
+          <w:sz w:val="21"/>
+        </w:rPr>
+        <w:t>확정 및 서명일자: 2026년 06월 15일</w:t>
+      </w:r>
+    </w:p>
+    <w:tbl>
+      <w:tblPr>
+        <w:tblStyle w:val="TableGrid"/>
+        <w:tblW w:type="auto" w:w="0"/>
+        <w:jc w:val="center"/>
+        <w:tblLook w:firstColumn="1" w:firstRow="1" w:lastColumn="0" w:lastRow="0" w:noHBand="0" w:noVBand="1" w:val="04A0"/>
+      </w:tblPr>
+      <w:tblGrid>
+        <w:gridCol w:w="2448"/>
+        <w:gridCol w:w="2448"/>
+        <w:gridCol w:w="2448"/>
+        <w:gridCol w:w="2448"/>
+      </w:tblGrid>
+      <w:tr>
+        <w:tc>
+          <w:tcPr>
+            <w:tcW w:type="dxa" w:w="2448"/>
+            <w:shd w:fill="1B365D"/>
+            <w:tcMar>
+              <w:top w:w="110" w:type="dxa"/>
+              <w:bottom w:w="110" w:type="dxa"/>
+              <w:left w:w="140" w:type="dxa"/>
+              <w:right w:w="140" w:type="dxa"/>
+            </w:tcMar>
+          </w:tcPr>
+          <w:p>
+            <w:pPr>
+              <w:jc w:val="center"/>
+            </w:pPr>
+            <w:r/>
+            <w:r>
+              <w:rPr>
+                <w:rFonts w:ascii="맑은 고딕" w:hAnsi="맑은 고딕" w:eastAsia="맑은 고딕"/>
+                <w:b/>
+                <w:color w:val="FFFFFF"/>
+                <w:sz w:val="19"/>
+              </w:rPr>
+              <w:t>구분</w:t>
+            </w:r>
+          </w:p>
+        </w:tc>
+        <w:tc>
+          <w:tcPr>
+            <w:tcW w:type="dxa" w:w="2448"/>
+            <w:shd w:fill="1B365D"/>
+            <w:tcMar>
+              <w:top w:w="110" w:type="dxa"/>
+              <w:bottom w:w="110" w:type="dxa"/>
+              <w:left w:w="140" w:type="dxa"/>
+              <w:right w:w="140" w:type="dxa"/>
+            </w:tcMar>
+          </w:tcPr>
+          <w:p>
+            <w:pPr>
+              <w:jc w:val="center"/>
+            </w:pPr>
+            <w:r/>
+            <w:r>
+              <w:rPr>
+                <w:rFonts w:ascii="맑은 고딕" w:hAnsi="맑은 고딕" w:eastAsia="맑은 고딕"/>
+                <w:b/>
+                <w:color w:val="FFFFFF"/>
+                <w:sz w:val="19"/>
+              </w:rPr>
+              <w:t>소속 기관 및 부서</w:t>
+            </w:r>
+          </w:p>
+        </w:tc>
+        <w:tc>
+          <w:tcPr>
+            <w:tcW w:type="dxa" w:w="2448"/>
+            <w:shd w:fill="1B365D"/>
+            <w:tcMar>
+              <w:top w:w="110" w:type="dxa"/>
+              <w:bottom w:w="110" w:type="dxa"/>
+              <w:left w:w="140" w:type="dxa"/>
+              <w:right w:w="140" w:type="dxa"/>
+            </w:tcMar>
+          </w:tcPr>
+          <w:p>
+            <w:pPr>
+              <w:jc w:val="center"/>
+            </w:pPr>
+            <w:r/>
+            <w:r>
+              <w:rPr>
+                <w:rFonts w:ascii="맑은 고딕" w:hAnsi="맑은 고딕" w:eastAsia="맑은 고딕"/>
+                <w:b/>
+                <w:color w:val="FFFFFF"/>
+                <w:sz w:val="19"/>
+              </w:rPr>
+              <w:t>직급 / 성명</w:t>
+            </w:r>
+          </w:p>
+        </w:tc>
+        <w:tc>
+          <w:tcPr>
+            <w:tcW w:type="dxa" w:w="2448"/>
+            <w:shd w:fill="1B365D"/>
+            <w:tcMar>
+              <w:top w:w="110" w:type="dxa"/>
+              <w:bottom w:w="110" w:type="dxa"/>
+              <w:left w:w="140" w:type="dxa"/>
+              <w:right w:w="140" w:type="dxa"/>
+            </w:tcMar>
+          </w:tcPr>
+          <w:p>
+            <w:pPr>
+              <w:jc w:val="center"/>
+            </w:pPr>
+            <w:r/>
+            <w:r>
+              <w:rPr>
+                <w:rFonts w:ascii="맑은 고딕" w:hAnsi="맑은 고딕" w:eastAsia="맑은 고딕"/>
                 <w:b/>
                 <w:color w:val="FFFFFF"/>
                 <w:sz w:val="19"/>
@@ -248,61 +1273,97 @@
       <w:tr>
         <w:tc>
           <w:tcPr>
-            <w:tcW w:type="dxa" w:w="3120"/>
+            <w:tcW w:type="dxa" w:w="2448"/>
+            <w:shd w:fill="FFFFFF"/>
             <w:tcMar>
-              <w:top w:w="100" w:type="dxa"/>
-              <w:bottom w:w="100" w:type="dxa"/>
-              <w:left w:w="110" w:type="dxa"/>
-              <w:right w:w="110" w:type="dxa"/>
+              <w:top w:w="90" w:type="dxa"/>
+              <w:bottom w:w="90" w:type="dxa"/>
+              <w:left w:w="140" w:type="dxa"/>
+              <w:right w:w="140" w:type="dxa"/>
             </w:tcMar>
           </w:tcPr>
           <w:p>
+            <w:r/>
             <w:r>
               <w:rPr>
-                <w:rFonts w:ascii="Malgun Gothic" w:hAnsi="Malgun Gothic"/>
-                <w:sz w:val="18"/>
+                <w:rFonts w:ascii="맑은 고딕" w:hAnsi="맑은 고딕" w:eastAsia="맑은 고딕"/>
+                <w:b w:val="0"/>
+                <w:color w:val="1E293B"/>
+                <w:sz w:val="19"/>
               </w:rPr>
-              <w:t>발주처 현업 총괄</w:t>
+              <w:t>발주처 현업총괄</w:t>
             </w:r>
           </w:p>
         </w:tc>
         <w:tc>
           <w:tcPr>
-            <w:tcW w:type="dxa" w:w="3120"/>
+            <w:tcW w:type="dxa" w:w="2448"/>
+            <w:shd w:fill="FFFFFF"/>
             <w:tcMar>
-              <w:top w:w="100" w:type="dxa"/>
-              <w:bottom w:w="100" w:type="dxa"/>
-              <w:left w:w="110" w:type="dxa"/>
-              <w:right w:w="110" w:type="dxa"/>
+              <w:top w:w="90" w:type="dxa"/>
+              <w:bottom w:w="90" w:type="dxa"/>
+              <w:left w:w="140" w:type="dxa"/>
+              <w:right w:w="140" w:type="dxa"/>
             </w:tcMar>
           </w:tcPr>
           <w:p>
+            <w:r/>
             <w:r>
               <w:rPr>
-                <w:rFonts w:ascii="Malgun Gothic" w:hAnsi="Malgun Gothic"/>
-                <w:sz w:val="18"/>
+                <w:rFonts w:ascii="맑은 고딕" w:hAnsi="맑은 고딕" w:eastAsia="맑은 고딕"/>
+                <w:b w:val="0"/>
+                <w:color w:val="1E293B"/>
+                <w:sz w:val="19"/>
               </w:rPr>
-              <w:t>[고객사명] 현업사업총괄 [           ]</w:t>
+              <w:t>주식회사 한빛글로벌 규제심의팀</w:t>
             </w:r>
           </w:p>
         </w:tc>
         <w:tc>
           <w:tcPr>
-            <w:tcW w:type="dxa" w:w="3120"/>
+            <w:tcW w:type="dxa" w:w="2448"/>
+            <w:shd w:fill="FFFFFF"/>
             <w:tcMar>
-              <w:top w:w="100" w:type="dxa"/>
-              <w:bottom w:w="100" w:type="dxa"/>
-              <w:left w:w="110" w:type="dxa"/>
-              <w:right w:w="110" w:type="dxa"/>
+              <w:top w:w="90" w:type="dxa"/>
+              <w:bottom w:w="90" w:type="dxa"/>
+              <w:left w:w="140" w:type="dxa"/>
+              <w:right w:w="140" w:type="dxa"/>
             </w:tcMar>
           </w:tcPr>
           <w:p>
+            <w:r/>
             <w:r>
               <w:rPr>
-                <w:rFonts w:ascii="Malgun Gothic" w:hAnsi="Malgun Gothic"/>
-                <w:sz w:val="18"/>
+                <w:rFonts w:ascii="맑은 고딕" w:hAnsi="맑은 고딕" w:eastAsia="맑은 고딕"/>
+                <w:b w:val="0"/>
+                <w:color w:val="1E293B"/>
+                <w:sz w:val="19"/>
               </w:rPr>
-              <w:t>(서명 또는 인)</w:t>
+              <w:t>팀장 윤 서 연</w:t>
+            </w:r>
+          </w:p>
+        </w:tc>
+        <w:tc>
+          <w:tcPr>
+            <w:tcW w:type="dxa" w:w="2448"/>
+            <w:shd w:fill="FFFFFF"/>
+            <w:tcMar>
+              <w:top w:w="90" w:type="dxa"/>
+              <w:bottom w:w="90" w:type="dxa"/>
+              <w:left w:w="140" w:type="dxa"/>
+              <w:right w:w="140" w:type="dxa"/>
+            </w:tcMar>
+          </w:tcPr>
+          <w:p>
+            <w:r/>
+            <w:r>
+              <w:rPr>
+                <w:rFonts w:ascii="맑은 고딕" w:hAnsi="맑은 고딕" w:eastAsia="맑은 고딕"/>
+                <w:b w:val="0"/>
+                <w:color w:val="1E293B"/>
+                <w:sz w:val="19"/>
+              </w:rPr>
+              <w:t>(서명 완료)</w:t>
             </w:r>
           </w:p>
         </w:tc>
@@ -310,61 +1371,97 @@
       <w:tr>
         <w:tc>
           <w:tcPr>
-            <w:tcW w:type="dxa" w:w="3120"/>
+            <w:tcW w:type="dxa" w:w="2448"/>
+            <w:shd w:fill="F8FAFC"/>
             <w:tcMar>
-              <w:top w:w="100" w:type="dxa"/>
-              <w:bottom w:w="100" w:type="dxa"/>
-              <w:left w:w="110" w:type="dxa"/>
-              <w:right w:w="110" w:type="dxa"/>
+              <w:top w:w="90" w:type="dxa"/>
+              <w:bottom w:w="90" w:type="dxa"/>
+              <w:left w:w="140" w:type="dxa"/>
+              <w:right w:w="140" w:type="dxa"/>
             </w:tcMar>
           </w:tcPr>
           <w:p>
+            <w:r/>
             <w:r>
               <w:rPr>
-                <w:rFonts w:ascii="Malgun Gothic" w:hAnsi="Malgun Gothic"/>
-                <w:sz w:val="18"/>
+                <w:rFonts w:ascii="맑은 고딕" w:hAnsi="맑은 고딕" w:eastAsia="맑은 고딕"/>
+                <w:b w:val="0"/>
+                <w:color w:val="1E293B"/>
+                <w:sz w:val="19"/>
               </w:rPr>
-              <w:t>발주처 IT 총괄</w:t>
+              <w:t>발주처 IT총괄</w:t>
             </w:r>
           </w:p>
         </w:tc>
         <w:tc>
           <w:tcPr>
-            <w:tcW w:type="dxa" w:w="3120"/>
+            <w:tcW w:type="dxa" w:w="2448"/>
+            <w:shd w:fill="F8FAFC"/>
             <w:tcMar>
-              <w:top w:w="100" w:type="dxa"/>
-              <w:bottom w:w="100" w:type="dxa"/>
-              <w:left w:w="110" w:type="dxa"/>
-              <w:right w:w="110" w:type="dxa"/>
+              <w:top w:w="90" w:type="dxa"/>
+              <w:bottom w:w="90" w:type="dxa"/>
+              <w:left w:w="140" w:type="dxa"/>
+              <w:right w:w="140" w:type="dxa"/>
             </w:tcMar>
           </w:tcPr>
           <w:p>
+            <w:r/>
             <w:r>
               <w:rPr>
-                <w:rFonts w:ascii="Malgun Gothic" w:hAnsi="Malgun Gothic"/>
-                <w:sz w:val="18"/>
+                <w:rFonts w:ascii="맑은 고딕" w:hAnsi="맑은 고딕" w:eastAsia="맑은 고딕"/>
+                <w:b w:val="0"/>
+                <w:color w:val="1E293B"/>
+                <w:sz w:val="19"/>
               </w:rPr>
-              <w:t>[고객사명] IT정보화책임자 [           ]</w:t>
+              <w:t>주식회사 한빛글로벌 IT정보화팀</w:t>
             </w:r>
           </w:p>
         </w:tc>
         <w:tc>
           <w:tcPr>
-            <w:tcW w:type="dxa" w:w="3120"/>
+            <w:tcW w:type="dxa" w:w="2448"/>
+            <w:shd w:fill="F8FAFC"/>
             <w:tcMar>
-              <w:top w:w="100" w:type="dxa"/>
-              <w:bottom w:w="100" w:type="dxa"/>
-              <w:left w:w="110" w:type="dxa"/>
-              <w:right w:w="110" w:type="dxa"/>
+              <w:top w:w="90" w:type="dxa"/>
+              <w:bottom w:w="90" w:type="dxa"/>
+              <w:left w:w="140" w:type="dxa"/>
+              <w:right w:w="140" w:type="dxa"/>
             </w:tcMar>
           </w:tcPr>
           <w:p>
+            <w:r/>
             <w:r>
               <w:rPr>
-                <w:rFonts w:ascii="Malgun Gothic" w:hAnsi="Malgun Gothic"/>
-                <w:sz w:val="18"/>
+                <w:rFonts w:ascii="맑은 고딕" w:hAnsi="맑은 고딕" w:eastAsia="맑은 고딕"/>
+                <w:b w:val="0"/>
+                <w:color w:val="1E293B"/>
+                <w:sz w:val="19"/>
               </w:rPr>
-              <w:t>(서명 또는 인)</w:t>
+              <w:t>팀장 정 태 윤</w:t>
+            </w:r>
+          </w:p>
+        </w:tc>
+        <w:tc>
+          <w:tcPr>
+            <w:tcW w:type="dxa" w:w="2448"/>
+            <w:shd w:fill="F8FAFC"/>
+            <w:tcMar>
+              <w:top w:w="90" w:type="dxa"/>
+              <w:bottom w:w="90" w:type="dxa"/>
+              <w:left w:w="140" w:type="dxa"/>
+              <w:right w:w="140" w:type="dxa"/>
+            </w:tcMar>
+          </w:tcPr>
+          <w:p>
+            <w:r/>
+            <w:r>
+              <w:rPr>
+                <w:rFonts w:ascii="맑은 고딕" w:hAnsi="맑은 고딕" w:eastAsia="맑은 고딕"/>
+                <w:b w:val="0"/>
+                <w:color w:val="1E293B"/>
+                <w:sz w:val="19"/>
+              </w:rPr>
+              <w:t>(서명 완료)</w:t>
             </w:r>
           </w:p>
         </w:tc>
@@ -372,61 +1469,97 @@
       <w:tr>
         <w:tc>
           <w:tcPr>
-            <w:tcW w:type="dxa" w:w="3120"/>
+            <w:tcW w:type="dxa" w:w="2448"/>
+            <w:shd w:fill="FFFFFF"/>
             <w:tcMar>
-              <w:top w:w="100" w:type="dxa"/>
-              <w:bottom w:w="100" w:type="dxa"/>
-              <w:left w:w="110" w:type="dxa"/>
-              <w:right w:w="110" w:type="dxa"/>
+              <w:top w:w="90" w:type="dxa"/>
+              <w:bottom w:w="90" w:type="dxa"/>
+              <w:left w:w="140" w:type="dxa"/>
+              <w:right w:w="140" w:type="dxa"/>
             </w:tcMar>
           </w:tcPr>
           <w:p>
+            <w:r/>
             <w:r>
               <w:rPr>
-                <w:rFonts w:ascii="Malgun Gothic" w:hAnsi="Malgun Gothic"/>
-                <w:sz w:val="18"/>
+                <w:rFonts w:ascii="맑은 고딕" w:hAnsi="맑은 고딕" w:eastAsia="맑은 고딕"/>
+                <w:b w:val="0"/>
+                <w:color w:val="1E293B"/>
+                <w:sz w:val="19"/>
               </w:rPr>
-              <w:t>수행사 사업 총괄</w:t>
+              <w:t>수행사 사업총괄</w:t>
             </w:r>
           </w:p>
         </w:tc>
         <w:tc>
           <w:tcPr>
-            <w:tcW w:type="dxa" w:w="3120"/>
+            <w:tcW w:type="dxa" w:w="2448"/>
+            <w:shd w:fill="FFFFFF"/>
             <w:tcMar>
-              <w:top w:w="100" w:type="dxa"/>
-              <w:bottom w:w="100" w:type="dxa"/>
-              <w:left w:w="110" w:type="dxa"/>
-              <w:right w:w="110" w:type="dxa"/>
+              <w:top w:w="90" w:type="dxa"/>
+              <w:bottom w:w="90" w:type="dxa"/>
+              <w:left w:w="140" w:type="dxa"/>
+              <w:right w:w="140" w:type="dxa"/>
             </w:tcMar>
           </w:tcPr>
           <w:p>
+            <w:r/>
             <w:r>
               <w:rPr>
-                <w:rFonts w:ascii="Malgun Gothic" w:hAnsi="Malgun Gothic"/>
-                <w:sz w:val="18"/>
+                <w:rFonts w:ascii="맑은 고딕" w:hAnsi="맑은 고딕" w:eastAsia="맑은 고딕"/>
+                <w:b w:val="0"/>
+                <w:color w:val="1E293B"/>
+                <w:sz w:val="19"/>
               </w:rPr>
-              <w:t>주식회사 엠파시 사업총괄PM [           ]</w:t>
+              <w:t>주식회사 엠파시 엔터프라이즈사업부</w:t>
             </w:r>
           </w:p>
         </w:tc>
         <w:tc>
           <w:tcPr>
-            <w:tcW w:type="dxa" w:w="3120"/>
+            <w:tcW w:type="dxa" w:w="2448"/>
+            <w:shd w:fill="FFFFFF"/>
             <w:tcMar>
-              <w:top w:w="100" w:type="dxa"/>
-              <w:bottom w:w="100" w:type="dxa"/>
-              <w:left w:w="110" w:type="dxa"/>
-              <w:right w:w="110" w:type="dxa"/>
+              <w:top w:w="90" w:type="dxa"/>
+              <w:bottom w:w="90" w:type="dxa"/>
+              <w:left w:w="140" w:type="dxa"/>
+              <w:right w:w="140" w:type="dxa"/>
             </w:tcMar>
           </w:tcPr>
           <w:p>
+            <w:r/>
             <w:r>
               <w:rPr>
-                <w:rFonts w:ascii="Malgun Gothic" w:hAnsi="Malgun Gothic"/>
-                <w:sz w:val="18"/>
+                <w:rFonts w:ascii="맑은 고딕" w:hAnsi="맑은 고딕" w:eastAsia="맑은 고딕"/>
+                <w:b w:val="0"/>
+                <w:color w:val="1E293B"/>
+                <w:sz w:val="19"/>
               </w:rPr>
-              <w:t>(서명 또는 인)</w:t>
+              <w:t>수석 박 진 우</w:t>
+            </w:r>
+          </w:p>
+        </w:tc>
+        <w:tc>
+          <w:tcPr>
+            <w:tcW w:type="dxa" w:w="2448"/>
+            <w:shd w:fill="FFFFFF"/>
+            <w:tcMar>
+              <w:top w:w="90" w:type="dxa"/>
+              <w:bottom w:w="90" w:type="dxa"/>
+              <w:left w:w="140" w:type="dxa"/>
+              <w:right w:w="140" w:type="dxa"/>
+            </w:tcMar>
+          </w:tcPr>
+          <w:p>
+            <w:r/>
+            <w:r>
+              <w:rPr>
+                <w:rFonts w:ascii="맑은 고딕" w:hAnsi="맑은 고딕" w:eastAsia="맑은 고딕"/>
+                <w:b w:val="0"/>
+                <w:color w:val="1E293B"/>
+                <w:sz w:val="19"/>
+              </w:rPr>
+              <w:t>(서명 완료)</w:t>
             </w:r>
           </w:p>
         </w:tc>
@@ -435,7 +1568,7 @@
     <w:p/>
     <w:sectPr>
       <w:pgSz w:w="12240" w:h="15840"/>
-      <w:pgMar w:top="1440" w:right="1440" w:bottom="1440" w:left="1440" w:header="720" w:footer="720" w:gutter="0"/>
+      <w:pgMar w:top="1152" w:right="1224" w:bottom="1152" w:left="1224" w:header="720" w:footer="720" w:gutter="0"/>
       <w:cols w:space="720"/>
       <w:docGrid w:linePitch="360"/>
     </w:sectPr>

--- a/templates/office/Phase1_과업범위확정_Scope_Freeze_합의서.docx
+++ b/templates/office/Phase1_과업범위확정_Scope_Freeze_합의서.docx
@@ -10,7 +10,7 @@
           <w:color w:val="2563EB"/>
           <w:sz w:val="17"/>
         </w:rPr>
-        <w:t>[엠파시 엔터프라이즈 표준 사업관리 서식] 문서번호: EMP-DOC-P1-05 | 사업명: 한빛글로벌 SyncGuard AI 시스템 구축</w:t>
+        <w:t>[엠파시 엔터프라이즈 표준 사업관리 서식] 문서번호: EMP-DOC-P1-05 | 사업명: 한빛글로벌 SyncFlow AI 시스템 구축</w:t>
       </w:r>
     </w:p>
     <w:p>
@@ -147,7 +147,7 @@
                 <w:color w:val="1E293B"/>
                 <w:sz w:val="19"/>
               </w:rPr>
-              <w:t>SyncGuard AI — 엔터프라이즈 AI 콘텐츠·규제 심의 자동화 시스템 구축 사업</w:t>
+              <w:t>SyncFlow AI — 엔터프라이즈 AI 콘텐츠·규제 검증 자동화 시스템 구축 사업</w:t>
             </w:r>
           </w:p>
         </w:tc>
@@ -559,7 +559,7 @@
                 <w:color w:val="1E293B"/>
                 <w:sz w:val="19"/>
               </w:rPr>
-              <w:t>멀티모달 파일 업로드, OCR 텍스트 추출, 3단계 AI 규제 심의, 결과 리포트·대체문구 추천, BO 룰셋 관리</w:t>
+              <w:t>멀티모달 파일 업로드, OCR 텍스트 추출, 3단계 AI 규제 검증, 결과 리포트·표준수정조항 추천, BO 룰셋 관리</w:t>
             </w:r>
           </w:p>
         </w:tc>
@@ -681,7 +681,7 @@
                 <w:color w:val="1E293B"/>
                 <w:sz w:val="19"/>
               </w:rPr>
-              <w:t>표준용어·공통코드 제정, 100대 규제 룰셋 사전, pgvector 임베딩 인덱스, ProductLab 뷰 매핑</w:t>
+              <w:t>표준용어·공통코드 제정, 100대 규제 룰셋 사전, pgvector 임베딩 인덱스, PLM-Nexus 뷰 매핑</w:t>
             </w:r>
           </w:p>
         </w:tc>
@@ -803,7 +803,7 @@
                 <w:color w:val="1E293B"/>
                 <w:sz w:val="19"/>
               </w:rPr>
-              <w:t>HB-SSO 인증, MarketingHub 심의 연동, ProductLab 전성분 배치, Clova OCR / Upstage / LLM API</w:t>
+              <w:t>HB-SSO 인증, SRM-Portal 검증 연동, PLM-Nexus 자재BOM 배치, Enterprise Vision OCR / EnterpriseVision / LLM API</w:t>
             </w:r>
           </w:p>
         </w:tc>
@@ -925,7 +925,7 @@
                 <w:color w:val="1E293B"/>
                 <w:sz w:val="19"/>
               </w:rPr>
-              <w:t>단건 심의 15초 이내, 동시 200 VU, 골든셋 정밀도 95%+, OWASP·시큐어코딩 49개 준수</w:t>
+              <w:t>단건 검증 15초 이내, 동시 200 VU, 골든셋 정밀도 95%+, OWASP·시큐어코딩 49개 준수</w:t>
             </w:r>
           </w:p>
         </w:tc>
@@ -1315,7 +1315,7 @@
                 <w:color w:val="1E293B"/>
                 <w:sz w:val="19"/>
               </w:rPr>
-              <w:t>주식회사 한빛글로벌 규제심의팀</w:t>
+              <w:t>주식회사 한빛글로벌 규제검증팀</w:t>
             </w:r>
           </w:p>
         </w:tc>
